--- a/document_templates/russian_library/Претензии/Юридические_статусы_и_Специальные_виды_претензий/шаблон_Досудебная_претензия_виновнику_ДТП.docx
+++ b/document_templates/russian_library/Претензии/Юридические_статусы_и_Специальные_виды_претензий/шаблон_Досудебная_претензия_виновнику_ДТП.docx
@@ -27,7 +27,7 @@
         <w:rPr>
           <w:lang w:val="en-US"/>
         </w:rPr>
-        <w:t xml:space="preserve"> {{ w_t_w_r_w_prooferr_w_type_spellstart_w_r_w_rsidrpr_00f92927_w_rpr_w_lang_w_val_en_us_w_rpr_w_t_sender_info_w_t_w_r_w_prooferr_w_type_spellend_w_r_w_rsidrpr_00f92927_w_rpr_w_lang_w_val_en_us_w_rpr_w_t_xml_space_preserve }}</w:t>
+        <w:t xml:space="preserve"> {{ sender_info }}</w:t>
       </w:r>
     </w:p>
     <w:p>
@@ -39,12 +39,11 @@
           <w:lang w:val="en-US"/>
         </w:rPr>
       </w:pPr>
-      <w:proofErr w:type="gramStart"/>
-      <w:r>
-        <w:rPr>
-          <w:lang w:val="en-US"/>
-        </w:rPr>
-        <w:t xml:space="preserve">{{ w_t_w_r_w_prooferr_w_type_spellstart_w_r_w_rsidrpr_00f92927_w_rpr_w_lang_w_val_en_us_w_rpr_w_t_sender_w_t_w_r_w_prooferr_w_type_gramend_w_r_w_rsidrpr_00f92927_w_rpr_w_lang_w_val_en_us_w_rpr_w_t_address_requisites_w_t_w_r_w_prooferr_w_type_spellend_w_r_w_rsidrpr_00f92927_w_rpr_w_lang_w_val_en_us_w_rpr_w_t_xml_space_preserve }}</w:t>
+      <w:r>
+        <w:rPr>
+          <w:lang w:val="en-US"/>
+        </w:rPr>
+        <w:t xml:space="preserve">{{ sender_address_requisites }}</w:t>
       </w:r>
     </w:p>
     <w:p>
@@ -63,7 +62,7 @@
         <w:rPr>
           <w:lang w:val="en-US"/>
         </w:rPr>
-        <w:t xml:space="preserve"> {{ w_t_w_r_w_prooferr_w_type_spellstart_w_r_w_rsidrpr_00f92927_w_rpr_w_lang_w_val_en_us_w_rpr_w_t_recipient_info_w_t_w_r_w_prooferr_w_type_spellend_w_r_w_rsidrpr_00f92927_w_rpr_w_lang_w_val_en_us_w_rpr_w_t_xml_space_preserve }}</w:t>
+        <w:t xml:space="preserve"> {{ recipient_info }}</w:t>
       </w:r>
     </w:p>
     <w:p>
@@ -75,12 +74,11 @@
           <w:lang w:val="en-US"/>
         </w:rPr>
       </w:pPr>
-      <w:proofErr w:type="gramStart"/>
-      <w:r>
-        <w:rPr>
-          <w:lang w:val="en-US"/>
-        </w:rPr>
-        <w:t xml:space="preserve">{{ w_t_w_r_w_prooferr_w_type_spellstart_w_r_w_rsidrpr_00f92927_w_rpr_w_lang_w_val_en_us_w_rpr_w_t_recipient_w_t_w_r_w_prooferr_w_type_gramend_w_r_w_rsidrpr_00f92927_w_rpr_w_lang_w_val_en_us_w_rpr_w_t_address_w_t_w_r_w_prooferr_w_type_spellend_w_r_w_rsidrpr_00f92927_w_rpr_w_lang_w_val_en_us_w_rpr_w_t_xml_space_preserve }}</w:t>
+      <w:r>
+        <w:rPr>
+          <w:lang w:val="en-US"/>
+        </w:rPr>
+        <w:t xml:space="preserve">{{ recipient_address }}</w:t>
       </w:r>
     </w:p>
     <w:p>
@@ -137,7 +135,7 @@
         <w:rPr>
           <w:lang w:val="en-US"/>
         </w:rPr>
-        <w:t xml:space="preserve">, {{ w_t_w_r_w_prooferr_w_type_spellstart_w_r_w_rsidrpr_00f92927_w_rpr_w_lang_w_val_en_us_w_rpr_w_t_sender_fio_w_t_w_r_w_prooferr_w_type_spellend_w_r_w_rsidrpr_00f92927_w_rpr_w_lang_w_val_en_us_w_rpr_w_t_xml_space_preserve }}, {{ w_t_w_r_w_prooferr_w_type_spellstart_w_r_w_rsidrpr_00f92927_w_rpr_w_lang_w_val_en_us_w_rpr_w_t_event_date_w_t_w_r_w_prooferr_w_type_spellend_w_r_w_rsidrpr_00f92927_w_rpr_w_lang_w_val_en_us_w_rpr_w_t_xml_space_preserve }} </w:t>
+        <w:t xml:space="preserve">, {{ sender_fio }}, {{ event_date }} </w:t>
       </w:r>
       <w:r>
         <w:t>г</w:t>
@@ -182,7 +180,7 @@
         <w:rPr>
           <w:lang w:val="en-US"/>
         </w:rPr>
-        <w:t xml:space="preserve"> {{ w_t_w_r_w_prooferr_w_type_spellstart_w_r_w_rsidrpr_00f92927_w_rpr_w_lang_w_val_en_us_w_rpr_w_t_car_model_w_t_w_r_w_prooferr_w_type_spellend_w_r_w_rsidrpr_00f92927_w_rpr_w_lang_w_val_en_us_w_rpr_w_t_xml_space_preserve }} </w:t>
+        <w:t xml:space="preserve"> {{ car_model }} </w:t>
       </w:r>
       <w:r>
         <w:t>г</w:t>
@@ -252,7 +250,7 @@
           <w:rStyle w:val="citation-1148"/>
           <w:lang w:val="en-US"/>
         </w:rPr>
-        <w:t xml:space="preserve"> {{ w_t_w_r_w_prooferr_w_type_spellstart_w_r_w_rsidrpr_00f92927_w_rpr_w_rstyle_w_val_citation_1148_w_lang_w_val_en_us_w_rpr_w_t_incident_location_w_t_w_r_w_prooferr_w_type_spellend_w_r_w_rsidrpr_00f92927_w_rpr_w_rstyle_w_val_citation_1148_w_lang_w_val_en_us_w_rpr_w_t_xml_space_preserve }} </w:t>
+        <w:t xml:space="preserve"> {{ incident_location }} </w:t>
       </w:r>
       <w:r>
         <w:rPr>
@@ -304,7 +302,7 @@
           <w:rStyle w:val="citation-1148"/>
           <w:lang w:val="en-US"/>
         </w:rPr>
-        <w:t xml:space="preserve"> {{ w_t_w_r_w_prooferr_w_type_spellstart_w_r_w_rsidrpr_00f92927_w_rpr_w_rstyle_w_val_citation_1148_w_lang_w_val_en_us_w_rpr_w_t_offender_car_w_t_w_r_w_prooferr_w_type_spellend_w_r_w_rsidrpr_00f92927_w_rpr_w_rstyle_w_val_citation_1148_w_lang_w_val_en_us_w_rpr_w_t_xml_space_preserve }}, {{ w_t_w_r_w_prooferr_w_type_spellstart_w_r_w_rsidrpr_00f92927_w_rpr_w_rstyle_w_val_citation_1148_w_lang_w_val_en_us_w_rpr_w_t_incident_details_w_t_w_r_w_prooferr_w_type_spellend_w_r_w_rsidrpr_00f92927_w_rpr_w_rstyle_w_val_citation_1148_w_lang_w_val_en_us_w_rpr_w_t_xml_space_preserve }}. </w:t>
+        <w:t xml:space="preserve"> {{ offender_car }}, {{ incident_details }}. </w:t>
       </w:r>
       <w:r>
         <w:rPr>
@@ -372,7 +370,6 @@
           <w:lang w:val="en-US"/>
         </w:rPr>
       </w:pPr>
-      <w:proofErr w:type="gramStart"/>
       <w:r>
         <w:rPr>
           <w:rFonts w:ascii="Times New Roman" w:hAnsi="Times New Roman" w:cs="Times New Roman"/>
@@ -380,7 +377,7 @@
           <w:szCs w:val="24"/>
           <w:lang w:val="en-US"/>
         </w:rPr>
-        <w:t xml:space="preserve">{{ w_t_w_r_w_prooferr_w_type_spellstart_w_r_w_rpr_w_rfonts_w_ascii_times_new_roman_w_hansi_times_new_roman_w_cs_times_new_roman_w_sz_w_val_24_w_szcs_w_val_24_w_lang_w_val_en_us_w_rpr_w_t_sender_w_t_w_r_w_prooferr_w_type_gramend_w_r_w_rpr_w_rfonts_w_ascii_times_new_roman_w_hansi_times_new_roman_w_cs_times_new_roman_w_sz_w_val_24_w_szcs_w_val_24_w_lang_w_val_en_us_w_rpr_w_t_full_name_w_t_w_r_w_prooferr_w_type_spellend_w_r_w_rpr_w_rfonts_w_ascii_times_new_roman_w_hansi_times_new_roman_w_cs_times_new_roman_w_sz_w_val_24_w_szcs_w_val_24_w_lang_w_val_en_us_w_rpr_w_t_xml_space_preserve }}</w:t>
+        <w:t xml:space="preserve">{{ sender_full_name }}</w:t>
       </w:r>
       <w:r>
         <w:rPr>
